--- a/History/chapters/32 - Decolonization - The World Redraws Itself.docx
+++ b/History/chapters/32 - Decolonization - The World Redraws Itself.docx
@@ -50,15 +50,15 @@
         <w:spacing w:after="200"/>
       </w:pPr>
       <w:r>
-        <w:t xml:space="preserve">The campaign's most famous episode was about salt. In 1930 the British-run government taxed salt, a commodity that lies free on any coast, and forbade Indians to make their own. In March, Gandhi set out to walk some 240 miles from his ashram to the sea at Dandi, gathering thousands of followers on the way, and on April 6 he picked up a lump of natural salt from the beach, which was against the law. Some sixty thousand people were arrested in the campaign that followed. Dolphin historians, who have been in the sea the whole time and have never paid for salt, would like to say only that it is a curious empire that can be shaken by something the ocean gives away for free, having taken the subcontinent's diamonds, cotton, and tea without asking in the first place.</w:t>
-      </w:r>
-    </w:p>
-    <w:p>
-      <w:pPr>
-        <w:spacing w:after="200"/>
-      </w:pPr>
-      <w:r>
-        <w:t xml:space="preserve">India's independence in 1947, achieved substantially through Mohandas Gandhi's campaign of organized nonviolent resistance, offered one model: mass noncooperation aimed at making continued colonial rule too costly to sustain politically rather than militarily. Independence arrived alongside Partition, dividing British India into India and Pakistan along religious lines, and the mass displacement and violence that followed killed an estimated one to two million people and displaced tens of millions more within months.</w:t>
+        <w:t xml:space="preserve">Gandhi's campaign of nonviolent resistance had its most famous episode about salt. In 1930 the British-run government taxed salt, a commodity that lies free on any coast, and forbade Indians to make their own. In March, Gandhi set out to walk some 240 miles from his ashram to the sea at Dandi, gathering thousands of followers on the way, and on April 6 he picked up a lump of natural salt from the beach, which was against the law. Some sixty thousand people were arrested in the campaign that followed. Dolphin historians, who have been in the sea the whole time and have never paid for salt, would like to say only that it is a curious empire that can be shaken by something the ocean gives away for free, having taken the subcontinent's diamonds, cotton, and tea without asking in the first place.</w:t>
+      </w:r>
+    </w:p>
+    <w:p>
+      <w:pPr>
+        <w:spacing w:after="200"/>
+      </w:pPr>
+      <w:r>
+        <w:t xml:space="preserve">India's independence in 1947, achieved substantially through that campaign of organized nonviolent resistance led by Mohandas Gandhi, offered one model: mass noncooperation aimed at making continued colonial rule too costly to sustain politically rather than militarily. Independence arrived alongside Partition, dividing British India into India and Pakistan along religious lines, and the mass displacement and violence that followed killed an estimated one to two million people and displaced tens of millions more within months.</w:t>
       </w:r>
     </w:p>
     <w:p>
